--- a/03_correlation_coefficient/correlation_coefficient_algorithm.docx
+++ b/03_correlation_coefficient/correlation_coefficient_algorithm.docx
@@ -266,6 +266,163 @@
         </w:rPr>
       </w:pPr>
     </w:p>
+    <w:tbl>
+      <w:tblPr>
+        <w:tblStyle w:val="TableGrid"/>
+        <w:tblW w:w="0" w:type="auto"/>
+        <w:tblLook w:val="04A0" w:firstRow="1" w:lastRow="0" w:firstColumn="1" w:lastColumn="0" w:noHBand="0" w:noVBand="1"/>
+      </w:tblPr>
+      <w:tblGrid>
+        <w:gridCol w:w="846"/>
+        <w:gridCol w:w="9682"/>
+      </w:tblGrid>
+      <w:tr>
+        <w:tc>
+          <w:tcPr>
+            <w:tcW w:w="846" w:type="dxa"/>
+          </w:tcPr>
+          <w:p>
+            <w:pPr>
+              <w:rPr>
+                <w:rFonts w:asciiTheme="majorBidi" w:hAnsiTheme="majorBidi" w:cstheme="majorBidi"/>
+                <w:sz w:val="28"/>
+                <w:szCs w:val="28"/>
+              </w:rPr>
+            </w:pPr>
+            <w:proofErr w:type="spellStart"/>
+            <w:r>
+              <w:rPr>
+                <w:rFonts w:asciiTheme="majorBidi" w:hAnsiTheme="majorBidi" w:cstheme="majorBidi"/>
+                <w:sz w:val="28"/>
+                <w:szCs w:val="28"/>
+              </w:rPr>
+              <w:t>xy</w:t>
+            </w:r>
+            <w:proofErr w:type="spellEnd"/>
+          </w:p>
+        </w:tc>
+        <w:tc>
+          <w:tcPr>
+            <w:tcW w:w="9682" w:type="dxa"/>
+          </w:tcPr>
+          <w:p>
+            <w:pPr>
+              <w:rPr>
+                <w:rFonts w:asciiTheme="majorBidi" w:hAnsiTheme="majorBidi" w:cstheme="majorBidi"/>
+                <w:sz w:val="28"/>
+                <w:szCs w:val="28"/>
+              </w:rPr>
+            </w:pPr>
+          </w:p>
+        </w:tc>
+      </w:tr>
+      <w:tr>
+        <w:tc>
+          <w:tcPr>
+            <w:tcW w:w="846" w:type="dxa"/>
+          </w:tcPr>
+          <w:p>
+            <w:pPr>
+              <w:rPr>
+                <w:rFonts w:asciiTheme="majorBidi" w:hAnsiTheme="majorBidi" w:cstheme="majorBidi"/>
+                <w:sz w:val="28"/>
+                <w:szCs w:val="28"/>
+              </w:rPr>
+            </w:pPr>
+            <w:r>
+              <w:rPr>
+                <w:rFonts w:asciiTheme="majorBidi" w:hAnsiTheme="majorBidi" w:cstheme="majorBidi"/>
+                <w:sz w:val="28"/>
+                <w:szCs w:val="28"/>
+              </w:rPr>
+              <w:t>x</w:t>
+            </w:r>
+          </w:p>
+        </w:tc>
+        <w:tc>
+          <w:tcPr>
+            <w:tcW w:w="9682" w:type="dxa"/>
+          </w:tcPr>
+          <w:p>
+            <w:pPr>
+              <w:rPr>
+                <w:rFonts w:asciiTheme="majorBidi" w:hAnsiTheme="majorBidi" w:cstheme="majorBidi"/>
+                <w:sz w:val="28"/>
+                <w:szCs w:val="28"/>
+              </w:rPr>
+            </w:pPr>
+          </w:p>
+        </w:tc>
+      </w:tr>
+      <w:tr>
+        <w:tc>
+          <w:tcPr>
+            <w:tcW w:w="846" w:type="dxa"/>
+          </w:tcPr>
+          <w:p>
+            <w:pPr>
+              <w:rPr>
+                <w:rFonts w:asciiTheme="majorBidi" w:hAnsiTheme="majorBidi" w:cstheme="majorBidi"/>
+                <w:sz w:val="28"/>
+                <w:szCs w:val="28"/>
+              </w:rPr>
+            </w:pPr>
+            <w:r>
+              <w:rPr>
+                <w:rFonts w:asciiTheme="majorBidi" w:hAnsiTheme="majorBidi" w:cstheme="majorBidi"/>
+                <w:sz w:val="28"/>
+                <w:szCs w:val="28"/>
+              </w:rPr>
+              <w:t>y</w:t>
+            </w:r>
+          </w:p>
+        </w:tc>
+        <w:tc>
+          <w:tcPr>
+            <w:tcW w:w="9682" w:type="dxa"/>
+          </w:tcPr>
+          <w:p>
+            <w:pPr>
+              <w:rPr>
+                <w:rFonts w:asciiTheme="majorBidi" w:hAnsiTheme="majorBidi" w:cstheme="majorBidi"/>
+                <w:sz w:val="28"/>
+                <w:szCs w:val="28"/>
+              </w:rPr>
+            </w:pPr>
+          </w:p>
+        </w:tc>
+      </w:tr>
+      <w:tr>
+        <w:tc>
+          <w:tcPr>
+            <w:tcW w:w="846" w:type="dxa"/>
+          </w:tcPr>
+          <w:p>
+            <w:pPr>
+              <w:rPr>
+                <w:rFonts w:asciiTheme="majorBidi" w:hAnsiTheme="majorBidi" w:cstheme="majorBidi"/>
+                <w:sz w:val="28"/>
+                <w:szCs w:val="28"/>
+              </w:rPr>
+            </w:pPr>
+          </w:p>
+        </w:tc>
+        <w:tc>
+          <w:tcPr>
+            <w:tcW w:w="9682" w:type="dxa"/>
+          </w:tcPr>
+          <w:p>
+            <w:pPr>
+              <w:rPr>
+                <w:rFonts w:asciiTheme="majorBidi" w:hAnsiTheme="majorBidi" w:cstheme="majorBidi"/>
+                <w:sz w:val="28"/>
+                <w:szCs w:val="28"/>
+              </w:rPr>
+            </w:pPr>
+          </w:p>
+        </w:tc>
+      </w:tr>
+    </w:tbl>
     <w:p>
       <w:pPr>
         <w:rPr>
@@ -1208,6 +1365,25 @@
       <w:spacing w:val="5"/>
     </w:rPr>
   </w:style>
+  <w:style w:type="table" w:styleId="TableGrid">
+    <w:name w:val="Table Grid"/>
+    <w:basedOn w:val="TableNormal"/>
+    <w:uiPriority w:val="39"/>
+    <w:rsid w:val="00DC1AE0"/>
+    <w:pPr>
+      <w:spacing w:after="0" w:line="240" w:lineRule="auto"/>
+    </w:pPr>
+    <w:tblPr>
+      <w:tblBorders>
+        <w:top w:val="single" w:sz="4" w:space="0" w:color="auto"/>
+        <w:left w:val="single" w:sz="4" w:space="0" w:color="auto"/>
+        <w:bottom w:val="single" w:sz="4" w:space="0" w:color="auto"/>
+        <w:right w:val="single" w:sz="4" w:space="0" w:color="auto"/>
+        <w:insideH w:val="single" w:sz="4" w:space="0" w:color="auto"/>
+        <w:insideV w:val="single" w:sz="4" w:space="0" w:color="auto"/>
+      </w:tblBorders>
+    </w:tblPr>
+  </w:style>
 </w:styles>
 </file>
 

--- a/03_correlation_coefficient/correlation_coefficient_algorithm.docx
+++ b/03_correlation_coefficient/correlation_coefficient_algorithm.docx
@@ -23,95 +23,18 @@
           <w:szCs w:val="36"/>
           <w:u w:val="single"/>
         </w:rPr>
-        <w:t>C</w:t>
+        <w:t>Correlation coefficient algorithm</w:t>
       </w:r>
-      <w:r>
+    </w:p>
+    <w:p>
+      <w:pPr>
+        <w:jc w:val="center"/>
         <w:rPr>
           <w:rFonts w:asciiTheme="majorBidi" w:hAnsiTheme="majorBidi" w:cstheme="majorBidi"/>
           <w:b/>
           <w:bCs/>
           <w:sz w:val="36"/>
           <w:szCs w:val="36"/>
-          <w:u w:val="single"/>
-        </w:rPr>
-        <w:t>orrelation</w:t>
-      </w:r>
-      <w:r>
-        <w:rPr>
-          <w:rFonts w:asciiTheme="majorBidi" w:hAnsiTheme="majorBidi" w:cstheme="majorBidi"/>
-          <w:b/>
-          <w:bCs/>
-          <w:sz w:val="36"/>
-          <w:szCs w:val="36"/>
-          <w:u w:val="single"/>
-        </w:rPr>
-        <w:t xml:space="preserve"> </w:t>
-      </w:r>
-      <w:r>
-        <w:rPr>
-          <w:rFonts w:asciiTheme="majorBidi" w:hAnsiTheme="majorBidi" w:cstheme="majorBidi"/>
-          <w:b/>
-          <w:bCs/>
-          <w:sz w:val="36"/>
-          <w:szCs w:val="36"/>
-          <w:u w:val="single"/>
-        </w:rPr>
-        <w:t>coefficient</w:t>
-      </w:r>
-      <w:r>
-        <w:rPr>
-          <w:rFonts w:asciiTheme="majorBidi" w:hAnsiTheme="majorBidi" w:cstheme="majorBidi"/>
-          <w:b/>
-          <w:bCs/>
-          <w:sz w:val="36"/>
-          <w:szCs w:val="36"/>
-          <w:u w:val="single"/>
-        </w:rPr>
-        <w:t xml:space="preserve"> </w:t>
-      </w:r>
-      <w:r>
-        <w:rPr>
-          <w:rFonts w:asciiTheme="majorBidi" w:hAnsiTheme="majorBidi" w:cstheme="majorBidi"/>
-          <w:b/>
-          <w:bCs/>
-          <w:sz w:val="36"/>
-          <w:szCs w:val="36"/>
-          <w:u w:val="single"/>
-        </w:rPr>
-        <w:t>algorithm</w:t>
-      </w:r>
-    </w:p>
-    <w:p>
-      <w:pPr>
-        <w:rPr>
-          <w:rFonts w:asciiTheme="majorBidi" w:hAnsiTheme="majorBidi" w:cstheme="majorBidi"/>
-          <w:noProof/>
-          <w:sz w:val="32"/>
-          <w:szCs w:val="32"/>
-          <w:u w:val="single"/>
-        </w:rPr>
-      </w:pPr>
-    </w:p>
-    <w:p>
-      <w:pPr>
-        <w:rPr>
-          <w:rFonts w:asciiTheme="majorBidi" w:hAnsiTheme="majorBidi" w:cstheme="majorBidi"/>
-          <w:noProof/>
-          <w:sz w:val="32"/>
-          <w:szCs w:val="32"/>
-          <w:u w:val="single"/>
-        </w:rPr>
-      </w:pPr>
-    </w:p>
-    <w:p>
-      <w:pPr>
-        <w:pBdr>
-          <w:bottom w:val="single" w:sz="6" w:space="1" w:color="auto"/>
-        </w:pBdr>
-        <w:rPr>
-          <w:rFonts w:asciiTheme="majorBidi" w:hAnsiTheme="majorBidi" w:cstheme="majorBidi"/>
-          <w:sz w:val="32"/>
-          <w:szCs w:val="32"/>
           <w:u w:val="single"/>
         </w:rPr>
       </w:pPr>
@@ -124,16 +47,16 @@
           <w:u w:val="single"/>
         </w:rPr>
         <w:drawing>
-          <wp:anchor distT="0" distB="0" distL="114300" distR="114300" simplePos="0" relativeHeight="251658240" behindDoc="0" locked="0" layoutInCell="1" allowOverlap="1" wp14:anchorId="300F3F91" wp14:editId="477F1823">
+          <wp:anchor distT="0" distB="0" distL="114300" distR="114300" simplePos="0" relativeHeight="251658240" behindDoc="0" locked="0" layoutInCell="1" allowOverlap="1" wp14:anchorId="300F3F91" wp14:editId="716F730E">
             <wp:simplePos x="0" y="0"/>
             <wp:positionH relativeFrom="column">
-              <wp:posOffset>132080</wp:posOffset>
+              <wp:posOffset>833120</wp:posOffset>
             </wp:positionH>
             <wp:positionV relativeFrom="paragraph">
-              <wp:posOffset>554355</wp:posOffset>
+              <wp:posOffset>121931</wp:posOffset>
             </wp:positionV>
-            <wp:extent cx="6473825" cy="2610485"/>
-            <wp:effectExtent l="190500" t="171450" r="193675" b="170815"/>
+            <wp:extent cx="4858385" cy="1958975"/>
+            <wp:effectExtent l="171450" t="171450" r="170815" b="174625"/>
             <wp:wrapSquare wrapText="bothSides"/>
             <wp:docPr id="800806372" name="Picture 1"/>
             <wp:cNvGraphicFramePr>
@@ -164,7 +87,7 @@
                   <pic:spPr bwMode="auto">
                     <a:xfrm>
                       <a:off x="0" y="0"/>
-                      <a:ext cx="6473825" cy="2610485"/>
+                      <a:ext cx="4858385" cy="1958975"/>
                     </a:xfrm>
                     <a:prstGeom prst="rect">
                       <a:avLst/>
@@ -235,6 +158,88 @@
           </wp:anchor>
         </w:drawing>
       </w:r>
+    </w:p>
+    <w:p>
+      <w:pPr>
+        <w:rPr>
+          <w:rFonts w:asciiTheme="majorBidi" w:hAnsiTheme="majorBidi" w:cstheme="majorBidi"/>
+          <w:noProof/>
+          <w:sz w:val="32"/>
+          <w:szCs w:val="32"/>
+          <w:u w:val="single"/>
+        </w:rPr>
+      </w:pPr>
+    </w:p>
+    <w:p>
+      <w:pPr>
+        <w:rPr>
+          <w:rFonts w:asciiTheme="majorBidi" w:hAnsiTheme="majorBidi" w:cstheme="majorBidi"/>
+          <w:noProof/>
+          <w:sz w:val="32"/>
+          <w:szCs w:val="32"/>
+          <w:u w:val="single"/>
+        </w:rPr>
+      </w:pPr>
+    </w:p>
+    <w:p>
+      <w:pPr>
+        <w:pBdr>
+          <w:bottom w:val="single" w:sz="6" w:space="1" w:color="auto"/>
+        </w:pBdr>
+        <w:rPr>
+          <w:rFonts w:asciiTheme="majorBidi" w:hAnsiTheme="majorBidi" w:cstheme="majorBidi"/>
+          <w:sz w:val="32"/>
+          <w:szCs w:val="32"/>
+        </w:rPr>
+      </w:pPr>
+    </w:p>
+    <w:p>
+      <w:pPr>
+        <w:pBdr>
+          <w:bottom w:val="single" w:sz="6" w:space="1" w:color="auto"/>
+        </w:pBdr>
+        <w:rPr>
+          <w:rFonts w:asciiTheme="majorBidi" w:hAnsiTheme="majorBidi" w:cstheme="majorBidi"/>
+          <w:sz w:val="32"/>
+          <w:szCs w:val="32"/>
+        </w:rPr>
+      </w:pPr>
+    </w:p>
+    <w:p>
+      <w:pPr>
+        <w:pBdr>
+          <w:bottom w:val="single" w:sz="6" w:space="1" w:color="auto"/>
+        </w:pBdr>
+        <w:rPr>
+          <w:rFonts w:asciiTheme="majorBidi" w:hAnsiTheme="majorBidi" w:cstheme="majorBidi"/>
+          <w:sz w:val="32"/>
+          <w:szCs w:val="32"/>
+        </w:rPr>
+      </w:pPr>
+    </w:p>
+    <w:p>
+      <w:pPr>
+        <w:pBdr>
+          <w:bottom w:val="single" w:sz="6" w:space="1" w:color="auto"/>
+        </w:pBdr>
+        <w:rPr>
+          <w:rFonts w:asciiTheme="majorBidi" w:hAnsiTheme="majorBidi" w:cstheme="majorBidi"/>
+          <w:sz w:val="32"/>
+          <w:szCs w:val="32"/>
+        </w:rPr>
+      </w:pPr>
+    </w:p>
+    <w:p>
+      <w:pPr>
+        <w:pBdr>
+          <w:bottom w:val="single" w:sz="6" w:space="1" w:color="auto"/>
+        </w:pBdr>
+        <w:rPr>
+          <w:rFonts w:asciiTheme="majorBidi" w:hAnsiTheme="majorBidi" w:cstheme="majorBidi"/>
+          <w:sz w:val="32"/>
+          <w:szCs w:val="32"/>
+        </w:rPr>
+      </w:pPr>
       <w:r>
         <w:rPr>
           <w:rFonts w:asciiTheme="majorBidi" w:hAnsiTheme="majorBidi" w:cstheme="majorBidi"/>
@@ -248,9 +253,8 @@
           <w:rFonts w:asciiTheme="majorBidi" w:hAnsiTheme="majorBidi" w:cstheme="majorBidi"/>
           <w:sz w:val="32"/>
           <w:szCs w:val="32"/>
-          <w:u w:val="single"/>
         </w:rPr>
-        <w:t>Image for the formula</w:t>
+        <w:t>Calculate Numerator</w:t>
       </w:r>
     </w:p>
     <w:p>
@@ -289,7 +293,6 @@
                 <w:szCs w:val="28"/>
               </w:rPr>
             </w:pPr>
-            <w:proofErr w:type="spellStart"/>
             <w:r>
               <w:rPr>
                 <w:rFonts w:asciiTheme="majorBidi" w:hAnsiTheme="majorBidi" w:cstheme="majorBidi"/>
@@ -298,7 +301,6 @@
               </w:rPr>
               <w:t>xy</w:t>
             </w:r>
-            <w:proofErr w:type="spellEnd"/>
           </w:p>
         </w:tc>
         <w:tc>
